--- a/地图商家预约系统_后端与数据库PRD_v1.7.docx
+++ b/地图商家预约系统_后端与数据库PRD_v1.7.docx
@@ -350,7 +350,7 @@
                 <w:color w:val="222222"/>
                 <w:sz w:val="17"/>
               </w:rPr>
-              <w:t>v1.7 / 后端零登录，前后端开发职责拆分</w:t>
+              <w:t>v1.7 修订 / 小程序静默身份交换，管理员端仍为后端零登录</w:t>
             </w:r>
           </w:p>
         </w:tc>
@@ -409,7 +409,7 @@
                 <w:color w:val="222222"/>
                 <w:sz w:val="17"/>
               </w:rPr>
-              <w:t>2026-08-18</w:t>
+              <w:t>2026-08-21</w:t>
             </w:r>
           </w:p>
         </w:tc>
@@ -471,7 +471,7 @@
                 <w:color w:val="222222"/>
                 <w:sz w:val="20"/>
               </w:rPr>
-              <w:t>本开发计划只负责 Java 后端、数据库、OpenAPI、测试和部署。微信小程序与管理员后台前端由其他开发人员负责，且管理员后台已有部分 Vue 页面。后端不修改前端页面，不提供任何登录接口，只按现有页面需求冻结契约并交付真实业务 API。</w:t>
+              <w:t>系统保持无账号密码、无 Session、无 JWT。微信小程序由 uni-app 静默取得临时 code，Java 后端仅调用微信 code2Session 并返回 openid；管理员后台仍不提供后端登录接口。</w:t>
             </w:r>
           </w:p>
         </w:tc>
@@ -565,7 +565,7 @@
           <w:color w:val="222222"/>
           <w:sz w:val="21"/>
         </w:rPr>
-        <w:t>管理员后台与小程序登录均由前端完成；后端不实现任何登录，只接收业务请求及前端传入的 openid。</w:t>
+        <w:t>uni-app 静默调用微信登录取得临时 code；Java 后端仅交换并返回 openid，不建立 Session/JWT。</w:t>
       </w:r>
     </w:p>
     <w:p>
@@ -625,7 +625,7 @@
           <w:color w:val="222222"/>
           <w:sz w:val="21"/>
         </w:rPr>
-        <w:t>向前端负责人交付 OpenAPI、字段映射、环境地址与联调说明；不实现或修改前端页面。</w:t>
+        <w:t>向前端负责人交付 OpenAPI、字段映射、环境地址与联调说明。</w:t>
       </w:r>
     </w:p>
     <w:p>
@@ -939,7 +939,7 @@
                 <w:color w:val="222222"/>
                 <w:sz w:val="17"/>
               </w:rPr>
-              <w:t>前端登录</w:t>
+              <w:t>身份入口</w:t>
             </w:r>
           </w:p>
         </w:tc>
@@ -966,7 +966,7 @@
                 <w:color w:val="222222"/>
                 <w:sz w:val="17"/>
               </w:rPr>
-              <w:t>管理员后台已有固定演示账号与本地 token；微信登录在小程序前端完成</w:t>
+              <w:t>管理员后台已有前端演示门禁；小程序启动时静默 uni.login</w:t>
             </w:r>
           </w:p>
         </w:tc>
@@ -993,7 +993,7 @@
                 <w:color w:val="222222"/>
                 <w:sz w:val="17"/>
               </w:rPr>
-              <w:t>均属于前端实现，后端禁止增加登录、密码或令牌接口</w:t>
+              <w:t>后端只提供 code2Session 到 openid 的交换；不提供账号、密码、Session 或 JWT</w:t>
             </w:r>
           </w:p>
         </w:tc>
@@ -1313,7 +1313,7 @@
                 <w:color w:val="222222"/>
                 <w:sz w:val="17"/>
               </w:rPr>
-              <w:t>后端不做任何登录认证；/admin/** 无后端认证的公网暴露风险必须记录，并通过 Nginx 网络边界、HTTPS、限流和审计降低风险；openid 可被伪造。</w:t>
+              <w:t>小程序静默交换不建立服务端登录态；订单接口仍信任客户端 openid。/admin/** 无后端认证，须通过 Nginx 网络边界、HTTPS、限流和审计降低风险。</w:t>
             </w:r>
           </w:p>
         </w:tc>
@@ -1696,7 +1696,7 @@
                 <w:color w:val="222222"/>
                 <w:sz w:val="17"/>
               </w:rPr>
-              <w:t>前端完成微信登录并向后端传入 openid；后端不参与登录</w:t>
+              <w:t>uni-app 静默取 code，后端交换并返回 openid；无 Session/JWT</w:t>
             </w:r>
           </w:p>
         </w:tc>
@@ -2860,7 +2860,7 @@
                 <w:color w:val="222222"/>
                 <w:sz w:val="17"/>
               </w:rPr>
-              <w:t>小程序登录</w:t>
+              <w:t>小程序静默身份</w:t>
             </w:r>
           </w:p>
         </w:tc>
@@ -2887,7 +2887,7 @@
                 <w:color w:val="222222"/>
                 <w:sz w:val="17"/>
               </w:rPr>
-              <w:t>完全由前端完成；后端不调用 code2Session、不维护微信密钥、不签发令牌；订单接口接收 openid。</w:t>
+              <w:t>uni-app 调用 uni.login；后端调用 code2Session，仅返回 openid，不返回 session_key、不签发令牌。</w:t>
             </w:r>
           </w:p>
         </w:tc>
@@ -4606,6 +4606,92 @@
                 <w:color w:val="222222"/>
                 <w:sz w:val="17"/>
               </w:rPr>
+              <w:t>微信身份</w:t>
+            </w:r>
+          </w:p>
+        </w:tc>
+        <w:tc>
+          <w:tcPr>
+            <w:tcW w:type="dxa" w:w="4850"/>
+            <w:vAlign w:val="center"/>
+            <w:tcMar>
+              <w:top w:w="80" w:type="dxa"/>
+              <w:start w:w="120" w:type="dxa"/>
+              <w:bottom w:w="80" w:type="dxa"/>
+              <w:end w:w="120" w:type="dxa"/>
+            </w:tcMar>
+          </w:tcPr>
+          <w:p>
+            <w:pPr>
+              <w:spacing w:after="0"/>
+            </w:pPr>
+            <w:r>
+              <w:rPr>
+                <w:rFonts w:ascii="Microsoft YaHei" w:hAnsi="Microsoft YaHei" w:eastAsia="Microsoft YaHei"/>
+                <w:b w:val="0"/>
+                <w:i w:val="0"/>
+                <w:color w:val="222222"/>
+                <w:sz w:val="17"/>
+              </w:rPr>
+              <w:t>POST /app/wechat/session</w:t>
+            </w:r>
+          </w:p>
+        </w:tc>
+        <w:tc>
+          <w:tcPr>
+            <w:tcW w:type="dxa" w:w="3260"/>
+            <w:vAlign w:val="center"/>
+            <w:tcMar>
+              <w:top w:w="80" w:type="dxa"/>
+              <w:start w:w="120" w:type="dxa"/>
+              <w:bottom w:w="80" w:type="dxa"/>
+              <w:end w:w="120" w:type="dxa"/>
+            </w:tcMar>
+          </w:tcPr>
+          <w:p>
+            <w:pPr>
+              <w:spacing w:after="0"/>
+            </w:pPr>
+            <w:r>
+              <w:rPr>
+                <w:rFonts w:ascii="Microsoft YaHei" w:hAnsi="Microsoft YaHei" w:eastAsia="Microsoft YaHei"/>
+                <w:b w:val="0"/>
+                <w:i w:val="0"/>
+                <w:color w:val="222222"/>
+                <w:sz w:val="17"/>
+              </w:rPr>
+              <w:t>一次性 code 静默交换 openid；不建立登录态</w:t>
+            </w:r>
+          </w:p>
+        </w:tc>
+      </w:tr>
+      <w:tr>
+        <w:trPr>
+          <w:cantSplit/>
+        </w:trPr>
+        <w:tc>
+          <w:tcPr>
+            <w:tcW w:type="dxa" w:w="1250"/>
+            <w:vAlign w:val="center"/>
+            <w:tcMar>
+              <w:top w:w="80" w:type="dxa"/>
+              <w:start w:w="120" w:type="dxa"/>
+              <w:bottom w:w="80" w:type="dxa"/>
+              <w:end w:w="120" w:type="dxa"/>
+            </w:tcMar>
+          </w:tcPr>
+          <w:p>
+            <w:pPr>
+              <w:spacing w:after="0"/>
+            </w:pPr>
+            <w:r>
+              <w:rPr>
+                <w:rFonts w:ascii="Microsoft YaHei" w:hAnsi="Microsoft YaHei" w:eastAsia="Microsoft YaHei"/>
+                <w:b w:val="0"/>
+                <w:i w:val="0"/>
+                <w:color w:val="222222"/>
+                <w:sz w:val="17"/>
+              </w:rPr>
               <w:t>大学</w:t>
             </w:r>
           </w:p>
@@ -8164,7 +8250,7 @@
                 <w:color w:val="222222"/>
                 <w:sz w:val="17"/>
               </w:rPr>
-              <w:t>登录边界</w:t>
+              <w:t>身份边界</w:t>
             </w:r>
           </w:p>
         </w:tc>
@@ -8191,7 +8277,7 @@
                 <w:color w:val="222222"/>
                 <w:sz w:val="17"/>
               </w:rPr>
-              <w:t>后端不引入登录认证、密码校验、Session、JWT 或令牌；管理员后台与小程序登录均由前端完成</w:t>
+              <w:t>后端不引入账号密码、Session、JWT 或令牌；仅提供微信 code2Session 到 openid 的静默交换</w:t>
             </w:r>
           </w:p>
         </w:tc>
@@ -8518,7 +8604,7 @@
           <w:color w:val="222222"/>
           <w:sz w:val="21"/>
         </w:rPr>
-        <w:t>Integration：文件存储、Excel 等外部能力，使用接口隔离；不创建任何登录集成模块。</w:t>
+        <w:t>Integration：文件存储、Excel、微信 code2Session 等外部能力，使用接口隔离。</w:t>
       </w:r>
     </w:p>
     <w:p>
@@ -8556,7 +8642,22 @@
           <w:color w:val="222222"/>
           <w:sz w:val="21"/>
         </w:rPr>
-        <w:t>后端不保存或校验任何登录账号、密码、Session、JWT 或令牌。</w:t>
+        <w:t>后端不保存或校验任何登录账号、密码、Session、JWT 或令牌；不返回或持久化微信 session_key。</w:t>
+      </w:r>
+    </w:p>
+    <w:p>
+      <w:pPr>
+        <w:pStyle w:val="ListBullet"/>
+      </w:pPr>
+      <w:r>
+        <w:rPr>
+          <w:rFonts w:ascii="Microsoft YaHei" w:hAnsi="Microsoft YaHei" w:eastAsia="Microsoft YaHei"/>
+          <w:b w:val="0"/>
+          <w:i w:val="0"/>
+          <w:color w:val="222222"/>
+          <w:sz w:val="21"/>
+        </w:rPr>
+        <w:t>微信 AppSecret 仅通过服务端环境变量配置，不进入 uni-app、通用配置或日志。</w:t>
       </w:r>
     </w:p>
     <w:p>
@@ -8616,7 +8717,7 @@
           <w:color w:val="222222"/>
           <w:sz w:val="21"/>
         </w:rPr>
-        <w:t>小程序 openid 由前端直接传入存在伪造风险；不得把它描述为强身份认证。</w:t>
+        <w:t>订单接口仍接收客户端 openid，未绑定服务端会话，不得描述为完整强认证。</w:t>
       </w:r>
     </w:p>
     <w:p>
@@ -8631,7 +8732,7 @@
           <w:color w:val="222222"/>
           <w:sz w:val="21"/>
         </w:rPr>
-        <w:t>接口限流：管理员写操作、下单和导出重点保护；生产数据库密码使用环境变量/密钥管理；仅本机 local profile 可使用固定开发数据库密码 ninnikuuu.；/admin/** 通过 Nginx 限制访问来源。</w:t>
+        <w:t>接口限流：微信身份交换、管理员写操作、下单和导出重点保护；/admin/** 通过 Nginx 限制访问来源。</w:t>
       </w:r>
     </w:p>
     <w:p>
@@ -9930,7 +10031,26 @@
           <w:color w:val="222222"/>
           <w:sz w:val="21"/>
         </w:rPr>
-        <w:t>后端代码中不存在任何登录接口、账号密码校验、Session、JWT、管理端令牌、code2Session、微信密钥、商家账号或 /merchant/**。</w:t>
+        <w:t>微信临时 code 可静默交换 openid，响应不含 session_key；无账号密码、Session、JWT、管理端令牌、商家账号或 /merchant/**。</w:t>
+      </w:r>
+    </w:p>
+    <w:p>
+      <w:pPr>
+        <w:pStyle w:val="ListNumber"/>
+        <w:numPr>
+          <w:ilvl w:val="0"/>
+          <w:numId w:val="11"/>
+        </w:numPr>
+      </w:pPr>
+      <w:r>
+        <w:rPr>
+          <w:rFonts w:ascii="Microsoft YaHei" w:hAnsi="Microsoft YaHei" w:eastAsia="Microsoft YaHei"/>
+          <w:b w:val="0"/>
+          <w:i w:val="0"/>
+          <w:color w:val="222222"/>
+          <w:sz w:val="21"/>
+        </w:rPr>
+        <w:t>生产环境缺少微信 AppID/AppSecret 时启动失败，日志不记录完整 code、openid 或密钥。</w:t>
       </w:r>
     </w:p>
     <w:p>
@@ -10280,7 +10400,7 @@
                 <w:color w:val="222222"/>
                 <w:sz w:val="17"/>
               </w:rPr>
-              <w:t>前端直接传入 openid</w:t>
+              <w:t>订单接口仍信任客户端 openid</w:t>
             </w:r>
           </w:p>
         </w:tc>
@@ -10307,7 +10427,7 @@
                 <w:color w:val="222222"/>
                 <w:sz w:val="17"/>
               </w:rPr>
-              <w:t>openid 可被伪造，无法形成后端强认证边界</w:t>
+              <w:t>可重放或篡改，静默交换不等于完整授权</w:t>
             </w:r>
           </w:p>
         </w:tc>
@@ -10334,7 +10454,7 @@
                 <w:color w:val="222222"/>
                 <w:sz w:val="17"/>
               </w:rPr>
-              <w:t>按用户确认范围实施；全程 HTTPS、日志脱敏、限流并明确记录风险</w:t>
+              <w:t>全程 HTTPS、交换与订单接口限流、日志脱敏；后续可升级服务端会话绑定</w:t>
             </w:r>
           </w:p>
         </w:tc>
@@ -12759,7 +12879,7 @@
                 <w:color w:val="222222"/>
                 <w:sz w:val="17"/>
               </w:rPr>
-              <w:t>微信登录由前端完成；后端不参与登录，只接收、保存并使用前端传入的 openid</w:t>
+              <w:t>uni-app 启动时静默取 code；Java 后端仅交换并返回 openid，不返回 session_key、不建立 Session/JWT</w:t>
             </w:r>
           </w:p>
         </w:tc>
@@ -14769,7 +14889,7 @@
         <w:color w:val="667085"/>
         <w:sz w:val="17"/>
       </w:rPr>
-      <w:t>内部开发基线 · v1.7 · 2026-08-18</w:t>
+      <w:t>内部开发基线 · v1.7 修订 · 2026-08-21</w:t>
     </w:r>
   </w:p>
 </w:ftr>
